--- a/Files/05 - Devarim/06 - Ki Seitzei/5783/Ki Seitzei 5783.docx
+++ b/Files/05 - Devarim/06 - Ki Seitzei/5783/Ki Seitzei 5783.docx
@@ -173,7 +173,7 @@
           <w:rFonts w:ascii="Times New Roman" w:hAnsi="Times New Roman" w:cs="Times New Roman" w:hint="cs"/>
           <w:rtl/>
         </w:rPr>
-        <w:t>חסד</w:t>
+        <w:t xml:space="preserve">חסד </w:t>
       </w:r>
       <w:r>
         <w:rPr>

--- a/Files/05 - Devarim/06 - Ki Seitzei/5783/Ki Seitzei 5783.docx
+++ b/Files/05 - Devarim/06 - Ki Seitzei/5783/Ki Seitzei 5783.docx
@@ -1670,7 +1670,7 @@
           <w:rFonts w:ascii="Times New Roman" w:hAnsi="Times New Roman" w:cs="Times New Roman"/>
           <w:rtl/>
         </w:rPr>
-        <w:t>"</w:t>
+        <w:t>״</w:t>
       </w:r>
       <w:r>
         <w:rPr>
